--- a/fil rouge dev2 (Infra)/Documentation/Solution Cloud.docx
+++ b/fil rouge dev2 (Infra)/Documentation/Solution Cloud.docx
@@ -97,7 +97,19 @@
         <w:t>Microsoft Azure</w:t>
       </w:r>
       <w:r>
-        <w:t xml:space="preserve"> (ou AWS) peut être utilisée pour compléter l’infrastructure existante.</w:t>
+        <w:t xml:space="preserve"> </w:t>
+      </w:r>
+      <w:r>
+        <w:t>ou Amazon Web Services</w:t>
+      </w:r>
+      <w:r>
+        <w:t xml:space="preserve"> </w:t>
+      </w:r>
+      <w:r>
+        <w:t>(AWS)</w:t>
+      </w:r>
+      <w:r>
+        <w:t xml:space="preserve"> peut être utilisée pour compléter l’infrastructure existante.</w:t>
       </w:r>
     </w:p>
     <w:p>
@@ -379,16 +391,15 @@
           <w:ilvl w:val="0"/>
           <w:numId w:val="1"/>
         </w:numPr>
-        <w:jc w:val="both"/>
-      </w:pPr>
-      <w:r>
-        <w:t>Le siège</w:t>
-      </w:r>
-      <w:r>
-        <w:t xml:space="preserve"> qui</w:t>
-      </w:r>
-      <w:r>
-        <w:t xml:space="preserve"> reste le point central </w:t>
+      </w:pPr>
+      <w:r>
+        <w:t>Le siège reste le point central</w:t>
+      </w:r>
+      <w:r>
+        <w:t xml:space="preserve"> </w:t>
+      </w:r>
+      <w:r>
+        <w:t>de l'infrastructure.</w:t>
       </w:r>
     </w:p>
     <w:p>
@@ -1885,7 +1896,6 @@
   <w:style w:type="character" w:default="1" w:styleId="Policepardfaut">
     <w:name w:val="Default Paragraph Font"/>
     <w:uiPriority w:val="1"/>
-    <w:semiHidden/>
     <w:unhideWhenUsed/>
   </w:style>
   <w:style w:type="table" w:default="1" w:styleId="TableauNormal">
